--- a/contents/battle-workbook/cloud-container-w10.docx
+++ b/contents/battle-workbook/cloud-container-w10.docx
@@ -308,7 +308,7 @@
           <w:rFonts w:ascii="Consolas" w:hAnsi="Consolas"/>
           <w:sz w:val="19"/>
         </w:rPr>
-        <w:t>curl -s -A "cc10r1-kim" -H "Host: dvwa.6v6.lab" --data "job=build&amp;inject=cc10r1-kim" "http://192.168.0.161/ci/trigger"</w:t>
+        <w:t>curl -s -A "cc10r1-kim" -H "Host: dvwa.el34.lab" --data "job=build&amp;inject=cc10r1-kim" "http://192.168.0.161/ci/trigger"</w:t>
       </w:r>
     </w:p>
     <w:p>
